--- a/templates/pwc_proforma_template.docx
+++ b/templates/pwc_proforma_template.docx
@@ -159,7 +159,7 @@
         </w:numPr>
       </w:pPr>
       <w:r>
-        <w:t>{% for c in header.additional_comments %}</w:t>
+        <w:t>{%p for c in header.additional_comments %}</w:t>
       </w:r>
     </w:p>
     <w:p>
@@ -183,7 +183,7 @@
         </w:numPr>
       </w:pPr>
       <w:r>
-        <w:t>{% endfor %}</w:t>
+        <w:t>{%p endfor %}</w:t>
       </w:r>
     </w:p>
     <w:p/>
@@ -257,7 +257,7 @@
         </w:rPr>
       </w:pPr>
       <w:r>
-        <w:t>{% for p in cv.candidate_profile %}</w:t>
+        <w:t>{%p for p in cv.candidate_profile %}</w:t>
       </w:r>
     </w:p>
     <w:p>
@@ -307,7 +307,7 @@
         </w:rPr>
       </w:pPr>
       <w:r>
-        <w:t>{% endfor %}</w:t>
+        <w:t>{%p endfor %}</w:t>
       </w:r>
     </w:p>
     <w:p>
@@ -374,7 +374,7 @@
     </w:p>
     <w:p>
       <w:r>
-        <w:t>{% for e in cv.education %}</w:t>
+        <w:t>{%p for e in cv.education %}</w:t>
       </w:r>
     </w:p>
     <w:p>
@@ -457,7 +457,7 @@
     </w:p>
     <w:p>
       <w:r>
-        <w:t>{% endfor %}</w:t>
+        <w:t>{%p endfor %}</w:t>
       </w:r>
     </w:p>
     <w:p>
@@ -523,7 +523,7 @@
     </w:p>
     <w:p>
       <w:r>
-        <w:t>{% for role in cv.work_experience %}</w:t>
+        <w:t>{%p for role in cv.work_experience %}</w:t>
       </w:r>
     </w:p>
     <w:p>
@@ -606,7 +606,7 @@
     </w:p>
     <w:p>
       <w:r>
-        <w:t>{% for b in role.bullets %}</w:t>
+        <w:t>{%p for b in role.bullets %}</w:t>
       </w:r>
     </w:p>
     <w:p>
@@ -636,7 +636,7 @@
     </w:p>
     <w:p>
       <w:r>
-        <w:t>{% endfor %}</w:t>
+        <w:t>{%p endfor %}</w:t>
       </w:r>
     </w:p>
     <w:p>
@@ -658,7 +658,7 @@
     </w:p>
     <w:p>
       <w:r>
-        <w:t>{% endfor %}</w:t>
+        <w:t>{%p endfor %}</w:t>
       </w:r>
     </w:p>
     <w:p>
@@ -751,7 +751,7 @@
     </w:p>
     <w:p>
       <w:r>
-        <w:t>{% for s in cv.key_skills_tools %}</w:t>
+        <w:t>{%p for s in cv.key_skills_tools %}</w:t>
       </w:r>
     </w:p>
     <w:p>
@@ -781,7 +781,7 @@
     </w:p>
     <w:p>
       <w:r>
-        <w:t>{% endfor %}</w:t>
+        <w:t>{%p endfor %}</w:t>
       </w:r>
     </w:p>
     <w:p>
@@ -853,7 +853,7 @@
     </w:p>
     <w:p>
       <w:r>
-        <w:t>{% for a in cv.achievements %}</w:t>
+        <w:t>{%p for a in cv.achievements %}</w:t>
       </w:r>
     </w:p>
     <w:p>
@@ -883,7 +883,7 @@
     </w:p>
     <w:p>
       <w:r>
-        <w:t>{% endfor %}</w:t>
+        <w:t>{%p endfor %}</w:t>
       </w:r>
     </w:p>
     <w:p>

--- a/templates/pwc_proforma_template.docx
+++ b/templates/pwc_proforma_template.docx
@@ -138,6 +138,14 @@
       </w:r>
       <w:r>
         <w:t xml:space="preserve"> {{ header.holidays_appointments }}</w:t>
+      </w:r>
+    </w:p>
+    <w:p>
+      <w:r>
+        <w:t>Availability to interview:</w:t>
+      </w:r>
+      <w:r>
+        <w:t xml:space="preserve"> {{ header.availability_to_interview }}</w:t>
       </w:r>
     </w:p>
     <w:p>

--- a/templates/pwc_proforma_template.docx
+++ b/templates/pwc_proforma_template.docx
@@ -724,42 +724,15 @@
         <w:jc w:val="both"/>
         <w:rPr>
           <w:rFonts w:ascii="Calibri Light" w:eastAsia="Times New Roman" w:hAnsi="Calibri Light" w:cs="Calibri Light"/>
-          <w:b/>
           <w:kern w:val="0"/>
           <w:lang w:val="en-IN" w:eastAsia="uk-UA"/>
           <w14:ligatures w14:val="none"/>
         </w:rPr>
       </w:pPr>
-      <w:r>
-        <w:rPr>
-          <w:rFonts w:ascii="Calibri Light" w:eastAsia="Times New Roman" w:hAnsi="Calibri Light" w:cs="Calibri Light"/>
-          <w:b/>
-          <w:kern w:val="0"/>
-          <w:lang w:val="en-IN" w:eastAsia="uk-UA"/>
-          <w14:ligatures w14:val="none"/>
-        </w:rPr>
-        <w:t>Key Skills &amp; Tools</w:t>
-      </w:r>
-    </w:p>
-    <w:p>
-      <w:pPr>
-        <w:tabs>
-          <w:tab w:val="right" w:pos="1980"/>
-          <w:tab w:val="left" w:pos="2520"/>
-        </w:tabs>
-        <w:spacing w:after="0" w:line="240" w:lineRule="auto"/>
-        <w:jc w:val="both"/>
-        <w:rPr>
-          <w:rFonts w:ascii="Calibri Light" w:eastAsia="Times New Roman" w:hAnsi="Calibri Light" w:cs="Calibri Light"/>
-          <w:kern w:val="0"/>
-          <w:lang w:val="en-IN" w:eastAsia="uk-UA"/>
-          <w14:ligatures w14:val="none"/>
-        </w:rPr>
-      </w:pPr>
-    </w:p>
-    <w:p>
-      <w:r>
-        <w:t>{%p for s in cv.key_skills_tools %}</w:t>
+    </w:p>
+    <w:p>
+      <w:r>
+        <w:t>{%p for s in cv.other_information %}</w:t>
       </w:r>
     </w:p>
     <w:p>
